--- a/WPA_Submission/docs/01_แผนการจัดการเรียนรู้ฉบับเต็ม_W31101_AI_to_ESP32_WPA.docx
+++ b/WPA_Submission/docs/01_แผนการจัดการเรียนรู้ฉบับเต็ม_W31101_AI_to_ESP32_WPA.docx
@@ -149,12 +149,21 @@
       <w:r>
         <w:t xml:space="preserve">8 กลุ่ม กลุ่มละ 5 คน</w:t>
       </w:r>
-    </w:p>
-    <w:p>
-      <w:r>
-        <w:pict>
-          <v:rect style="width:0;height:1.5pt" o:hralign="center" o:hrstd="t" o:hr="t"/>
-        </w:pict>
+      <w:r>
+        <w:br/>
+      </w:r>
+      <w:r>
+        <w:rPr>
+          <w:bCs/>
+          <w:b/>
+        </w:rPr>
+        <w:t xml:space="preserve">เครื่องมือสรุปท้าย Explore:</w:t>
+      </w:r>
+      <w:r>
+        <w:t xml:space="preserve"> </w:t>
+      </w:r>
+      <w:r>
+        <w:t xml:space="preserve">Mentimeter (กลุ่มละ 1 เครื่อง, 4 นาที)</w:t>
       </w:r>
     </w:p>
     <w:bookmarkEnd w:id="20"/>
@@ -269,13 +278,6 @@
         <w:t xml:space="preserve">ของโครงงาน</w:t>
       </w:r>
     </w:p>
-    <w:p>
-      <w:r>
-        <w:pict>
-          <v:rect style="width:0;height:1.5pt" o:hralign="center" o:hrstd="t" o:hr="t"/>
-        </w:pict>
-      </w:r>
-    </w:p>
     <w:bookmarkEnd w:id="21"/>
     <w:bookmarkStart w:id="22" w:name="X0a03cfab8cc0509107d6d9c076832053c48a725"/>
     <w:p>
@@ -348,13 +350,6 @@
       </w:pPr>
       <w:r>
         <w:t xml:space="preserve">คาบนี้ผู้เรียนต้องทำให้ต้นแบบทำงานร่วมกันได้ วิเคราะห์สาเหตุเมื่อระบบผิดพลาด และเสนอการประยุกต์ใช้กับสถานการณ์จริง</w:t>
-      </w:r>
-    </w:p>
-    <w:p>
-      <w:r>
-        <w:pict>
-          <v:rect style="width:0;height:1.5pt" o:hralign="center" o:hrstd="t" o:hr="t"/>
-        </w:pict>
       </w:r>
     </w:p>
     <w:bookmarkEnd w:id="22"/>
@@ -453,13 +448,6 @@
         <w:t xml:space="preserve">แยกย่อยระบบ → วิเคราะห์ Input/Process/Output → ทดสอบทีละส่วน → ใช้หลักฐานวินิจฉัย → ปรับปรุง → ประยุกต์ใช้</w:t>
       </w:r>
     </w:p>
-    <w:p>
-      <w:r>
-        <w:pict>
-          <v:rect style="width:0;height:1.5pt" o:hralign="center" o:hrstd="t" o:hr="t"/>
-        </w:pict>
-      </w:r>
-    </w:p>
     <w:bookmarkEnd w:id="23"/>
     <w:bookmarkStart w:id="24" w:name="X2946023764b32f06a0c4237a925ec80b052c510"/>
     <w:p>
@@ -596,13 +584,6 @@
         <w:t xml:space="preserve">เชื่อมโยงต้นแบบกับปัญหาจริง</w:t>
       </w:r>
     </w:p>
-    <w:p>
-      <w:r>
-        <w:pict>
-          <v:rect style="width:0;height:1.5pt" o:hralign="center" o:hrstd="t" o:hr="t"/>
-        </w:pict>
-      </w:r>
-    </w:p>
     <w:bookmarkEnd w:id="24"/>
     <w:bookmarkStart w:id="28" w:name="X145191c988197e18e03dea619df983c455cdd25"/>
     <w:p>
@@ -613,14 +594,6 @@
         <w:t xml:space="preserve">5. จุดประสงค์การเรียนรู้</w:t>
       </w:r>
     </w:p>
-    <w:p>
-      <w:pPr>
-        <w:pStyle w:val="FirstParagraph"/>
-      </w:pPr>
-      <w:r>
-        <w:t xml:space="preserve">เมื่อสิ้นสุดคาบ ผู้เรียนสามารถ</w:t>
-      </w:r>
-    </w:p>
     <w:bookmarkStart w:id="25" w:name="ด้านความรู้-k"/>
     <w:p>
       <w:pPr>
@@ -732,13 +705,6 @@
       </w:pPr>
       <w:r>
         <w:t xml:space="preserve">ใช้เทคโนโลยีอย่างเหมาะสมและปลอดภัย</w:t>
-      </w:r>
-    </w:p>
-    <w:p>
-      <w:r>
-        <w:pict>
-          <v:rect style="width:0;height:1.5pt" o:hralign="center" o:hrstd="t" o:hr="t"/>
-        </w:pict>
       </w:r>
     </w:p>
     <w:bookmarkEnd w:id="27"/>
@@ -812,13 +778,6 @@
         <w:t xml:space="preserve">การใช้เทคโนโลยี</w:t>
       </w:r>
     </w:p>
-    <w:p>
-      <w:r>
-        <w:pict>
-          <v:rect style="width:0;height:1.5pt" o:hralign="center" o:hrstd="t" o:hr="t"/>
-        </w:pict>
-      </w:r>
-    </w:p>
     <w:bookmarkEnd w:id="29"/>
     <w:bookmarkStart w:id="30" w:name="X0e487a64311ce7a99b88b37c229d76a632a95a5"/>
     <w:p>
@@ -862,6 +821,22 @@
         <w:pStyle w:val="Compact"/>
       </w:pPr>
       <w:r>
+        <w:rPr>
+          <w:bCs/>
+          <w:b/>
+        </w:rPr>
+        <w:t xml:space="preserve">Mentimeter Explore Check-in: Q1 Open-ended + Q2 Multiple Choice</w:t>
+      </w:r>
+    </w:p>
+    <w:p>
+      <w:pPr>
+        <w:numPr>
+          <w:ilvl w:val="0"/>
+          <w:numId w:val="1009"/>
+        </w:numPr>
+        <w:pStyle w:val="Compact"/>
+      </w:pPr>
+      <w:r>
         <w:t xml:space="preserve">Challenge Debugging: Diagnosis → Evidence → Test → Solution</w:t>
       </w:r>
     </w:p>
@@ -886,7 +861,7 @@
         <w:pStyle w:val="Compact"/>
       </w:pPr>
       <w:r>
-        <w:t xml:space="preserve">Application Design Card: การประยุกต์ใช้ต้นแบบกับชีวิตจริง</w:t>
+        <w:t xml:space="preserve">Application Design Card</w:t>
       </w:r>
     </w:p>
     <w:p>
@@ -946,14 +921,7 @@
         <w:pStyle w:val="Compact"/>
       </w:pPr>
       <w:r>
-        <w:t xml:space="preserve">ข้อมูลผลการประเมินที่ระบบ AI Hand Quest ส่งเข้า Teacher Dashboard อัตโนมัติ</w:t>
-      </w:r>
-    </w:p>
-    <w:p>
-      <w:r>
-        <w:pict>
-          <v:rect style="width:0;height:1.5pt" o:hralign="center" o:hrstd="t" o:hr="t"/>
-        </w:pict>
+        <w:t xml:space="preserve">ข้อมูลผลการประเมินที่ AI Hand Quest ส่งเข้า Teacher Dashboard อัตโนมัติ</w:t>
       </w:r>
     </w:p>
     <w:bookmarkEnd w:id="30"/>
@@ -1042,16 +1010,9 @@
         <w:t xml:space="preserve">ครูสุ่มถามสมาชิกคนใดก็ได้เพื่อให้เห็นการเรียนรู้รายบุคคล ไม่ใช่เฉพาะผู้นำเสนอ</w:t>
       </w:r>
     </w:p>
-    <w:p>
-      <w:r>
-        <w:pict>
-          <v:rect style="width:0;height:1.5pt" o:hralign="center" o:hrstd="t" o:hr="t"/>
-        </w:pict>
-      </w:r>
-    </w:p>
     <w:bookmarkEnd w:id="31"/>
     <w:bookmarkEnd w:id="32"/>
-    <w:bookmarkStart w:id="42" w:name="Xd21c09e80d74cad4af7265d036ab22298c4f50c"/>
+    <w:bookmarkStart w:id="44" w:name="Xd21c09e80d74cad4af7265d036ab22298c4f50c"/>
     <w:p>
       <w:pPr>
         <w:pStyle w:val="Heading1"/>
@@ -1126,7 +1087,7 @@
         <w:pStyle w:val="Compact"/>
       </w:pPr>
       <w:r>
-        <w:t xml:space="preserve">จากนั้นสร้างสถานการณ์ผิดพลาด 1 จุด เช่น AI ตรวจพบ Hand แต่ LED ไม่ติด</w:t>
+        <w:t xml:space="preserve">สร้างสถานการณ์ผิดพลาด เช่น AI ตรวจพบ Hand แต่ LED ไม่ติด</w:t>
       </w:r>
     </w:p>
     <w:p>
@@ -1209,7 +1170,7 @@
       </w:r>
     </w:p>
     <w:bookmarkEnd w:id="33"/>
-    <w:bookmarkStart w:id="37" w:name="Xc5160efe1bb40d1d6d6b84570dddd8add4325f4"/>
+    <w:bookmarkStart w:id="39" w:name="Xc5160efe1bb40d1d6d6b84570dddd8add4325f4"/>
     <w:p>
       <w:pPr>
         <w:pStyle w:val="Heading2"/>
@@ -1223,15 +1184,25 @@
         <w:pStyle w:val="FirstParagraph"/>
       </w:pPr>
       <w:r>
-        <w:t xml:space="preserve">แต่ละกลุ่มหมุนเรียนรู้ 3 Stations</w:t>
-      </w:r>
-    </w:p>
-    <w:bookmarkStart w:id="34" w:name="station-a--ai--browser"/>
+        <w:t xml:space="preserve">แต่ละกลุ่มหมุนเรียนรู้ 3 Stations และปิดท้าย Explore ด้วย Mentimeter เพื่อรวบรวมข้อค้นพบของทุกกลุ่มก่อนเข้าสู่ Explain</w:t>
+      </w:r>
+    </w:p>
+    <w:bookmarkStart w:id="34" w:name="Xd87b0a44b0299ff72470621252df50e403f5b41"/>
     <w:p>
       <w:pPr>
         <w:pStyle w:val="Heading3"/>
       </w:pPr>
       <w:r>
+        <w:t xml:space="preserve">ช่วงที่ 1: สำรวจระบบจริงผ่าน 3 Stations — 11 นาที</w:t>
+      </w:r>
+    </w:p>
+    <w:bookmarkEnd w:id="34"/>
+    <w:bookmarkStart w:id="35" w:name="station-a--ai--browser"/>
+    <w:p>
+      <w:pPr>
+        <w:pStyle w:val="Heading3"/>
+      </w:pPr>
+      <w:r>
         <w:t xml:space="preserve">Station A — AI / Browser</w:t>
       </w:r>
     </w:p>
@@ -1240,7 +1211,7 @@
         <w:pStyle w:val="FirstParagraph"/>
       </w:pPr>
       <w:r>
-        <w:t xml:space="preserve">ตรวจสอบ Webcam, Class Hand/No Hand, Prediction, Confidence และเงื่อนไข JavaScript</w:t>
+        <w:t xml:space="preserve">ตรวจสอบ Webcam, Class Hand / No Hand, Prediction, Confidence และเงื่อนไข JavaScript</w:t>
       </w:r>
     </w:p>
     <w:p>
@@ -1272,7 +1243,7 @@
         <w:pStyle w:val="Compact"/>
       </w:pPr>
       <w:r>
-        <w:t xml:space="preserve">ค่า Prediction มีเสถียรภาพหรือไม่</w:t>
+        <w:t xml:space="preserve">Prediction มีเสถียรภาพหรือไม่</w:t>
       </w:r>
     </w:p>
     <w:p>
@@ -1287,8 +1258,8 @@
         <w:t xml:space="preserve">ถ้าไม่เสถียรควรแก้ข้อมูลฝึกหรือเงื่อนไขอย่างไร</w:t>
       </w:r>
     </w:p>
-    <w:bookmarkEnd w:id="34"/>
-    <w:bookmarkStart w:id="35" w:name="station-b--esp32--output"/>
+    <w:bookmarkEnd w:id="35"/>
+    <w:bookmarkStart w:id="36" w:name="station-b--esp32--output"/>
     <w:p>
       <w:pPr>
         <w:pStyle w:val="Heading3"/>
@@ -1329,7 +1300,7 @@
         <w:t xml:space="preserve">/off</w:t>
       </w:r>
       <w:r>
-        <w:t xml:space="preserve">, GPIO และ LED/Output</w:t>
+        <w:t xml:space="preserve">, GPIO และ LED / Output</w:t>
       </w:r>
     </w:p>
     <w:p>
@@ -1397,11 +1368,11 @@
         <w:pStyle w:val="Compact"/>
       </w:pPr>
       <w:r>
-        <w:t xml:space="preserve">ถ้า route ทำงาน แสดงว่าส่วนใดของระบบ “ผ่านการทดสอบแล้ว”</w:t>
-      </w:r>
-    </w:p>
-    <w:bookmarkEnd w:id="35"/>
-    <w:bookmarkStart w:id="36" w:name="station-c--integration--data-flow"/>
+        <w:t xml:space="preserve">ถ้า route ทำงาน แสดงว่าส่วนใด “ผ่านการทดสอบแล้ว”</w:t>
+      </w:r>
+    </w:p>
+    <w:bookmarkEnd w:id="36"/>
+    <w:bookmarkStart w:id="37" w:name="station-c--integration--data-flow"/>
     <w:p>
       <w:pPr>
         <w:pStyle w:val="Heading3"/>
@@ -1415,7 +1386,7 @@
         <w:pStyle w:val="FirstParagraph"/>
       </w:pPr>
       <w:r>
-        <w:t xml:space="preserve">เรียงลำดับ Webcam → Browser/AI → Prediction → HTTP → ESP32 → Output และระบุ Input, Process, Output รวมถึงจุดเชื่อมระหว่างซอฟต์แวร์และฮาร์ดแวร์</w:t>
+        <w:t xml:space="preserve">เรียงลำดับ</w:t>
       </w:r>
     </w:p>
     <w:p>
@@ -1423,18 +1394,37 @@
         <w:pStyle w:val="BodyText"/>
       </w:pPr>
       <w:r>
+        <w:rPr>
+          <w:bCs/>
+          <w:b/>
+        </w:rPr>
+        <w:t xml:space="preserve">Webcam → Browser/AI → Prediction → HTTP → ESP32 → Output</w:t>
+      </w:r>
+    </w:p>
+    <w:p>
+      <w:pPr>
+        <w:pStyle w:val="BodyText"/>
+      </w:pPr>
+      <w:r>
+        <w:t xml:space="preserve">ระบุ Input, Process, Output และจุดเชื่อมต่อระหว่างซอฟต์แวร์กับฮาร์ดแวร์</w:t>
+      </w:r>
+    </w:p>
+    <w:p>
+      <w:pPr>
+        <w:pStyle w:val="BodyText"/>
+      </w:pPr>
+      <w:r>
         <w:t xml:space="preserve">ใช้ Peer Teaching ให้ผู้เชี่ยวชาญแต่ละ Station อธิบายแก่สมาชิกในกลุ่ม</w:t>
       </w:r>
     </w:p>
-    <w:bookmarkEnd w:id="36"/>
     <w:bookmarkEnd w:id="37"/>
-    <w:bookmarkStart w:id="38" w:name="X07da99c83f475605d7b50461830ecdc3a3494b0"/>
-    <w:p>
-      <w:pPr>
-        <w:pStyle w:val="Heading2"/>
-      </w:pPr>
-      <w:r>
-        <w:t xml:space="preserve">9.3 Explain — 8 นาที</w:t>
+    <w:bookmarkStart w:id="38" w:name="Xf6b9dfcc6fdcd992ce9030348dca3fffc3a62fb"/>
+    <w:p>
+      <w:pPr>
+        <w:pStyle w:val="Heading3"/>
+      </w:pPr>
+      <w:r>
+        <w:t xml:space="preserve">ช่วงที่ 2: Mentimeter สรุปข้อค้นพบท้าย Explore — 4 นาที</w:t>
       </w:r>
     </w:p>
     <w:p>
@@ -1442,13 +1432,59 @@
         <w:pStyle w:val="FirstParagraph"/>
       </w:pPr>
       <w:r>
-        <w:t xml:space="preserve">กลุ่มนำเสนอ System Flow อย่างย่อ</w:t>
+        <w:t xml:space="preserve">ครูเปิด Mentimeter ที่เตรียมไว้และให้แต่ละกลุ่มส่งคำตอบ</w:t>
+      </w:r>
+      <w:r>
+        <w:t xml:space="preserve"> </w:t>
+      </w:r>
+      <w:r>
+        <w:rPr>
+          <w:bCs/>
+          <w:b/>
+        </w:rPr>
+        <w:t xml:space="preserve">กลุ่มละ 1 เครื่อง</w:t>
+      </w:r>
+      <w:r>
+        <w:t xml:space="preserve"> </w:t>
+      </w:r>
+      <w:r>
+        <w:t xml:space="preserve">โดย Recorder &amp; Presenter เป็นผู้กรอกหลังกลุ่มหารือ</w:t>
+      </w:r>
+    </w:p>
+    <w:p>
+      <w:pPr>
+        <w:pStyle w:val="BodyText"/>
+      </w:pPr>
+      <w:r>
+        <w:rPr>
+          <w:bCs/>
+          <w:b/>
+        </w:rPr>
+        <w:t xml:space="preserve">Q1 — Open-ended</w:t>
       </w:r>
       <w:r>
         <w:br/>
       </w:r>
       <w:r>
-        <w:t xml:space="preserve">ครูตั้งคำถามเพื่อให้ผู้เรียนเป็นผู้สรุป เช่น</w:t>
+        <w:t xml:space="preserve">จากการสำรวจ 3 Stations กลุ่มของคุณพบ “จุดเสี่ยง/ปัญหา/ข้อค้นพบ” ที่สำคัญที่สุดคืออะไร และมีหลักฐานอะไรสนับสนุน?</w:t>
+      </w:r>
+    </w:p>
+    <w:p>
+      <w:pPr>
+        <w:pStyle w:val="BodyText"/>
+      </w:pPr>
+      <w:r>
+        <w:rPr>
+          <w:bCs/>
+          <w:b/>
+        </w:rPr>
+        <w:t xml:space="preserve">Q2 — Multiple Choice</w:t>
+      </w:r>
+      <w:r>
+        <w:br/>
+      </w:r>
+      <w:r>
+        <w:t xml:space="preserve">ถ้า AI ตรวจพบ Hand ถูกต้อง แต่ LED ไม่ติด ควรตรวจสอบส่วนใดก่อน?</w:t>
       </w:r>
     </w:p>
     <w:p>
@@ -1460,7 +1496,7 @@
         <w:pStyle w:val="Compact"/>
       </w:pPr>
       <w:r>
-        <w:t xml:space="preserve">“ถ้าถอด ESP32 ออก AI ยังจำแนกภาพได้หรือไม่ เพราะอะไร?”</w:t>
+        <w:t xml:space="preserve">A. ข้อมูลฝึกของ Teachable Machine</w:t>
       </w:r>
     </w:p>
     <w:p>
@@ -1472,7 +1508,7 @@
         <w:pStyle w:val="Compact"/>
       </w:pPr>
       <w:r>
-        <w:t xml:space="preserve">“ถ้าเปิด</w:t>
+        <w:t xml:space="preserve">B. HTTP Route</w:t>
       </w:r>
       <w:r>
         <w:t xml:space="preserve"> </w:t>
@@ -1487,7 +1523,34 @@
         <w:t xml:space="preserve"> </w:t>
       </w:r>
       <w:r>
-        <w:t xml:space="preserve">แล้ว LED ติด เราตัดสาเหตุใดออกได้บ้าง?”</w:t>
+        <w:t xml:space="preserve">/</w:t>
+      </w:r>
+      <w:r>
+        <w:t xml:space="preserve"> </w:t>
+      </w:r>
+      <w:r>
+        <w:rPr>
+          <w:rStyle w:val="VerbatimChar"/>
+        </w:rPr>
+        <w:t xml:space="preserve">/off</w:t>
+      </w:r>
+      <w:r>
+        <w:t xml:space="preserve">,</w:t>
+      </w:r>
+      <w:r>
+        <w:t xml:space="preserve"> </w:t>
+      </w:r>
+      <w:r>
+        <w:rPr>
+          <w:rStyle w:val="VerbatimChar"/>
+        </w:rPr>
+        <w:t xml:space="preserve">fetch</w:t>
+      </w:r>
+      <w:r>
+        <w:t xml:space="preserve"> </w:t>
+      </w:r>
+      <w:r>
+        <w:t xml:space="preserve">และ ESP32 Web Server</w:t>
       </w:r>
     </w:p>
     <w:p>
@@ -1499,7 +1562,19 @@
         <w:pStyle w:val="Compact"/>
       </w:pPr>
       <w:r>
-        <w:t xml:space="preserve">“ทำไมการทดสอบทีละส่วนจึงดีกว่าการเปลี่ยนทุกอย่างพร้อมกัน?”</w:t>
+        <w:t xml:space="preserve">C. สีของ LED</w:t>
+      </w:r>
+    </w:p>
+    <w:p>
+      <w:pPr>
+        <w:numPr>
+          <w:ilvl w:val="0"/>
+          <w:numId w:val="1015"/>
+        </w:numPr>
+        <w:pStyle w:val="Compact"/>
+      </w:pPr>
+      <w:r>
+        <w:t xml:space="preserve">D. เปลี่ยนสายไฟทั้งหมดทันที</w:t>
       </w:r>
     </w:p>
     <w:p>
@@ -1507,7 +1582,7 @@
         <w:pStyle w:val="FirstParagraph"/>
       </w:pPr>
       <w:r>
-        <w:t xml:space="preserve">ครูย้ำแก่น:</w:t>
+        <w:t xml:space="preserve">บทบาทครู:</w:t>
       </w:r>
     </w:p>
     <w:p>
@@ -1519,7 +1594,7 @@
         <w:pStyle w:val="Compact"/>
       </w:pPr>
       <w:r>
-        <w:t xml:space="preserve">AI = Browser-side processing ในต้นแบบนี้</w:t>
+        <w:t xml:space="preserve">รวบรวมคำตอบแบบ Real-time</w:t>
       </w:r>
     </w:p>
     <w:p>
@@ -1531,7 +1606,7 @@
         <w:pStyle w:val="Compact"/>
       </w:pPr>
       <w:r>
-        <w:t xml:space="preserve">ESP32 = Web Server + Physical Control</w:t>
+        <w:t xml:space="preserve">เลือกคำตอบที่สะท้อนความเข้าใจ/ความคลาดเคลื่อน 2–3 ตัวอย่าง</w:t>
       </w:r>
     </w:p>
     <w:p>
@@ -1543,17 +1618,82 @@
         <w:pStyle w:val="Compact"/>
       </w:pPr>
       <w:r>
-        <w:t xml:space="preserve">Debugging = ใช้หลักฐานเพื่อลดพื้นที่ของปัญหา</w:t>
+        <w:t xml:space="preserve">ถามต่อ เช่น “หลักฐานนี้ตัดสาเหตุใดออกได้บ้าง?”</w:t>
+      </w:r>
+    </w:p>
+    <w:p>
+      <w:pPr>
+        <w:numPr>
+          <w:ilvl w:val="0"/>
+          <w:numId w:val="1016"/>
+        </w:numPr>
+        <w:pStyle w:val="Compact"/>
+      </w:pPr>
+      <w:r>
+        <w:t xml:space="preserve">เชื่อมผลเข้าสู่ Explain โดยไม่เฉลยทั้งหมดทันที</w:t>
+      </w:r>
+    </w:p>
+    <w:p>
+      <w:pPr>
+        <w:pStyle w:val="FirstParagraph"/>
+      </w:pPr>
+      <w:r>
+        <w:t xml:space="preserve">หลักฐาน:</w:t>
+      </w:r>
+    </w:p>
+    <w:p>
+      <w:pPr>
+        <w:numPr>
+          <w:ilvl w:val="0"/>
+          <w:numId w:val="1017"/>
+        </w:numPr>
+        <w:pStyle w:val="Compact"/>
+      </w:pPr>
+      <w:r>
+        <w:t xml:space="preserve">Screenshot Q1</w:t>
+      </w:r>
+    </w:p>
+    <w:p>
+      <w:pPr>
+        <w:numPr>
+          <w:ilvl w:val="0"/>
+          <w:numId w:val="1017"/>
+        </w:numPr>
+        <w:pStyle w:val="Compact"/>
+      </w:pPr>
+      <w:r>
+        <w:t xml:space="preserve">Screenshot/Bar Chart Q2</w:t>
+      </w:r>
+    </w:p>
+    <w:p>
+      <w:pPr>
+        <w:numPr>
+          <w:ilvl w:val="0"/>
+          <w:numId w:val="1017"/>
+        </w:numPr>
+        <w:pStyle w:val="Compact"/>
+      </w:pPr>
+      <w:r>
+        <w:t xml:space="preserve">คลิปช่วงครูใช้ผล Mentimeter เข้าสู่ Explain</w:t>
+      </w:r>
+    </w:p>
+    <w:p>
+      <w:pPr>
+        <w:pStyle w:val="BlockText"/>
+      </w:pPr>
+      <w:r>
+        <w:t xml:space="preserve">Mentimeter เป็น Formative Assessment / Evidence of Thinking ไม่คิดคะแนนแยก</w:t>
       </w:r>
     </w:p>
     <w:bookmarkEnd w:id="38"/>
-    <w:bookmarkStart w:id="40" w:name="X9d3dd3b13c95bd85bb6633b8210de7ad3921183"/>
+    <w:bookmarkEnd w:id="39"/>
+    <w:bookmarkStart w:id="40" w:name="X07da99c83f475605d7b50461830ecdc3a3494b0"/>
     <w:p>
       <w:pPr>
         <w:pStyle w:val="Heading2"/>
       </w:pPr>
       <w:r>
-        <w:t xml:space="preserve">9.4 Elaborate — 14 นาที</w:t>
+        <w:t xml:space="preserve">9.3 Explain — 8 นาที</w:t>
       </w:r>
     </w:p>
     <w:p>
@@ -1561,55 +1701,39 @@
         <w:pStyle w:val="FirstParagraph"/>
       </w:pPr>
       <w:r>
-        <w:t xml:space="preserve">แต่ละกลุ่มสุ่ม Challenge Card 1 ใบ เช่น</w:t>
-      </w:r>
-    </w:p>
-    <w:p>
-      <w:pPr>
-        <w:numPr>
-          <w:ilvl w:val="0"/>
-          <w:numId w:val="1017"/>
-        </w:numPr>
-        <w:pStyle w:val="Compact"/>
-      </w:pPr>
-      <w:r>
-        <w:t xml:space="preserve">AI พบ Hand แต่ LED ไม่ติด</w:t>
-      </w:r>
-    </w:p>
-    <w:p>
-      <w:pPr>
-        <w:numPr>
-          <w:ilvl w:val="0"/>
-          <w:numId w:val="1017"/>
-        </w:numPr>
-        <w:pStyle w:val="Compact"/>
-      </w:pPr>
-      <w:r>
-        <w:t xml:space="preserve">Webcam เปิดไม่ได้</w:t>
-      </w:r>
-    </w:p>
-    <w:p>
-      <w:pPr>
-        <w:numPr>
-          <w:ilvl w:val="0"/>
-          <w:numId w:val="1017"/>
-        </w:numPr>
-        <w:pStyle w:val="Compact"/>
-      </w:pPr>
-      <w:r>
-        <w:t xml:space="preserve">Prediction สลับ Hand/No Hand บ่อย</w:t>
-      </w:r>
-    </w:p>
-    <w:p>
-      <w:pPr>
-        <w:numPr>
-          <w:ilvl w:val="0"/>
-          <w:numId w:val="1017"/>
-        </w:numPr>
-        <w:pStyle w:val="Compact"/>
-      </w:pPr>
-      <w:r>
-        <w:t xml:space="preserve">เปิด</w:t>
+        <w:t xml:space="preserve">กลุ่มนำเสนอ System Flow อย่างย่อ โดยครูเริ่มจากคำตอบจริงใน Mentimeter</w:t>
+      </w:r>
+    </w:p>
+    <w:p>
+      <w:pPr>
+        <w:pStyle w:val="BodyText"/>
+      </w:pPr>
+      <w:r>
+        <w:t xml:space="preserve">คำถาม:</w:t>
+      </w:r>
+    </w:p>
+    <w:p>
+      <w:pPr>
+        <w:numPr>
+          <w:ilvl w:val="0"/>
+          <w:numId w:val="1018"/>
+        </w:numPr>
+        <w:pStyle w:val="Compact"/>
+      </w:pPr>
+      <w:r>
+        <w:t xml:space="preserve">“ถ้าถอด ESP32 ออก AI ยังจำแนกภาพได้หรือไม่ เพราะอะไร?”</w:t>
+      </w:r>
+    </w:p>
+    <w:p>
+      <w:pPr>
+        <w:numPr>
+          <w:ilvl w:val="0"/>
+          <w:numId w:val="1018"/>
+        </w:numPr>
+        <w:pStyle w:val="Compact"/>
+      </w:pPr>
+      <w:r>
+        <w:t xml:space="preserve">“ถ้าเปิด</w:t>
       </w:r>
       <w:r>
         <w:t xml:space="preserve"> </w:t>
@@ -1624,6 +1748,143 @@
         <w:t xml:space="preserve"> </w:t>
       </w:r>
       <w:r>
+        <w:t xml:space="preserve">แล้ว LED ติด เราตัดสาเหตุใดออกได้บ้าง?”</w:t>
+      </w:r>
+    </w:p>
+    <w:p>
+      <w:pPr>
+        <w:numPr>
+          <w:ilvl w:val="0"/>
+          <w:numId w:val="1018"/>
+        </w:numPr>
+        <w:pStyle w:val="Compact"/>
+      </w:pPr>
+      <w:r>
+        <w:t xml:space="preserve">“ทำไมการทดสอบทีละส่วนจึงดีกว่าการเปลี่ยนทุกอย่างพร้อมกัน?”</w:t>
+      </w:r>
+    </w:p>
+    <w:p>
+      <w:pPr>
+        <w:pStyle w:val="FirstParagraph"/>
+      </w:pPr>
+      <w:r>
+        <w:t xml:space="preserve">ครูย้ำ:</w:t>
+      </w:r>
+    </w:p>
+    <w:p>
+      <w:pPr>
+        <w:numPr>
+          <w:ilvl w:val="0"/>
+          <w:numId w:val="1019"/>
+        </w:numPr>
+        <w:pStyle w:val="Compact"/>
+      </w:pPr>
+      <w:r>
+        <w:t xml:space="preserve">AI = Browser-side processing ในต้นแบบนี้</w:t>
+      </w:r>
+    </w:p>
+    <w:p>
+      <w:pPr>
+        <w:numPr>
+          <w:ilvl w:val="0"/>
+          <w:numId w:val="1019"/>
+        </w:numPr>
+        <w:pStyle w:val="Compact"/>
+      </w:pPr>
+      <w:r>
+        <w:t xml:space="preserve">ESP32 = Web Server + Physical Control</w:t>
+      </w:r>
+    </w:p>
+    <w:p>
+      <w:pPr>
+        <w:numPr>
+          <w:ilvl w:val="0"/>
+          <w:numId w:val="1019"/>
+        </w:numPr>
+        <w:pStyle w:val="Compact"/>
+      </w:pPr>
+      <w:r>
+        <w:t xml:space="preserve">Debugging = ใช้หลักฐานเพื่อลดพื้นที่ของปัญหา</w:t>
+      </w:r>
+    </w:p>
+    <w:bookmarkEnd w:id="40"/>
+    <w:bookmarkStart w:id="42" w:name="X9d3dd3b13c95bd85bb6633b8210de7ad3921183"/>
+    <w:p>
+      <w:pPr>
+        <w:pStyle w:val="Heading2"/>
+      </w:pPr>
+      <w:r>
+        <w:t xml:space="preserve">9.4 Elaborate — 14 นาที</w:t>
+      </w:r>
+    </w:p>
+    <w:p>
+      <w:pPr>
+        <w:pStyle w:val="FirstParagraph"/>
+      </w:pPr>
+      <w:r>
+        <w:t xml:space="preserve">แต่ละกลุ่มสุ่ม Challenge Card 1 ใบ เช่น</w:t>
+      </w:r>
+    </w:p>
+    <w:p>
+      <w:pPr>
+        <w:numPr>
+          <w:ilvl w:val="0"/>
+          <w:numId w:val="1020"/>
+        </w:numPr>
+        <w:pStyle w:val="Compact"/>
+      </w:pPr>
+      <w:r>
+        <w:t xml:space="preserve">AI พบ Hand แต่ LED ไม่ติด</w:t>
+      </w:r>
+    </w:p>
+    <w:p>
+      <w:pPr>
+        <w:numPr>
+          <w:ilvl w:val="0"/>
+          <w:numId w:val="1020"/>
+        </w:numPr>
+        <w:pStyle w:val="Compact"/>
+      </w:pPr>
+      <w:r>
+        <w:t xml:space="preserve">Webcam เปิดไม่ได้</w:t>
+      </w:r>
+    </w:p>
+    <w:p>
+      <w:pPr>
+        <w:numPr>
+          <w:ilvl w:val="0"/>
+          <w:numId w:val="1020"/>
+        </w:numPr>
+        <w:pStyle w:val="Compact"/>
+      </w:pPr>
+      <w:r>
+        <w:t xml:space="preserve">Prediction สลับ Hand/No Hand บ่อย</w:t>
+      </w:r>
+    </w:p>
+    <w:p>
+      <w:pPr>
+        <w:numPr>
+          <w:ilvl w:val="0"/>
+          <w:numId w:val="1020"/>
+        </w:numPr>
+        <w:pStyle w:val="Compact"/>
+      </w:pPr>
+      <w:r>
+        <w:t xml:space="preserve">เปิด</w:t>
+      </w:r>
+      <w:r>
+        <w:t xml:space="preserve"> </w:t>
+      </w:r>
+      <w:r>
+        <w:rPr>
+          <w:rStyle w:val="VerbatimChar"/>
+        </w:rPr>
+        <w:t xml:space="preserve">/on</w:t>
+      </w:r>
+      <w:r>
+        <w:t xml:space="preserve"> </w:t>
+      </w:r>
+      <w:r>
         <w:t xml:space="preserve">ด้วยตนเองได้ แต่ AI สั่งไม่ได้</w:t>
       </w:r>
     </w:p>
@@ -1632,15 +1893,99 @@
         <w:pStyle w:val="FirstParagraph"/>
       </w:pPr>
       <w:r>
-        <w:t xml:space="preserve">กลุ่มต้องบันทึกอาการ สมมติฐาน หลักฐาน การทดสอบ ผลการทดสอบ วิธีแก้ และผลหลังแก้</w:t>
-      </w:r>
-    </w:p>
-    <w:p>
-      <w:pPr>
-        <w:pStyle w:val="BodyText"/>
-      </w:pPr>
-      <w:r>
-        <w:t xml:space="preserve">ครูให้ Feedback หลังกลุ่มเสนอแนวทางรอบแรก แล้วกลุ่มแก้ไขคำตอบเป็น</w:t>
+        <w:t xml:space="preserve">กลุ่มบันทึก:</w:t>
+      </w:r>
+    </w:p>
+    <w:p>
+      <w:pPr>
+        <w:numPr>
+          <w:ilvl w:val="0"/>
+          <w:numId w:val="1021"/>
+        </w:numPr>
+        <w:pStyle w:val="Compact"/>
+      </w:pPr>
+      <w:r>
+        <w:t xml:space="preserve">อาการ</w:t>
+      </w:r>
+    </w:p>
+    <w:p>
+      <w:pPr>
+        <w:numPr>
+          <w:ilvl w:val="0"/>
+          <w:numId w:val="1021"/>
+        </w:numPr>
+        <w:pStyle w:val="Compact"/>
+      </w:pPr>
+      <w:r>
+        <w:t xml:space="preserve">สมมติฐาน</w:t>
+      </w:r>
+    </w:p>
+    <w:p>
+      <w:pPr>
+        <w:numPr>
+          <w:ilvl w:val="0"/>
+          <w:numId w:val="1021"/>
+        </w:numPr>
+        <w:pStyle w:val="Compact"/>
+      </w:pPr>
+      <w:r>
+        <w:t xml:space="preserve">หลักฐานที่ต้องตรวจ</w:t>
+      </w:r>
+    </w:p>
+    <w:p>
+      <w:pPr>
+        <w:numPr>
+          <w:ilvl w:val="0"/>
+          <w:numId w:val="1021"/>
+        </w:numPr>
+        <w:pStyle w:val="Compact"/>
+      </w:pPr>
+      <w:r>
+        <w:t xml:space="preserve">การทดสอบ</w:t>
+      </w:r>
+    </w:p>
+    <w:p>
+      <w:pPr>
+        <w:numPr>
+          <w:ilvl w:val="0"/>
+          <w:numId w:val="1021"/>
+        </w:numPr>
+        <w:pStyle w:val="Compact"/>
+      </w:pPr>
+      <w:r>
+        <w:t xml:space="preserve">ผลการทดสอบ</w:t>
+      </w:r>
+    </w:p>
+    <w:p>
+      <w:pPr>
+        <w:numPr>
+          <w:ilvl w:val="0"/>
+          <w:numId w:val="1021"/>
+        </w:numPr>
+        <w:pStyle w:val="Compact"/>
+      </w:pPr>
+      <w:r>
+        <w:t xml:space="preserve">วิธีแก้</w:t>
+      </w:r>
+    </w:p>
+    <w:p>
+      <w:pPr>
+        <w:numPr>
+          <w:ilvl w:val="0"/>
+          <w:numId w:val="1021"/>
+        </w:numPr>
+        <w:pStyle w:val="Compact"/>
+      </w:pPr>
+      <w:r>
+        <w:t xml:space="preserve">ผลหลังแก้</w:t>
+      </w:r>
+    </w:p>
+    <w:p>
+      <w:pPr>
+        <w:pStyle w:val="FirstParagraph"/>
+      </w:pPr>
+      <w:r>
+        <w:t xml:space="preserve">ครูให้ Feedback หลังกลุ่มเสนอแนวทางรอบแรก แล้วกลุ่มแก้ไขเป็น</w:t>
       </w:r>
       <w:r>
         <w:t xml:space="preserve"> </w:t>
@@ -1653,7 +1998,7 @@
         <w:t xml:space="preserve">After Feedback</w:t>
       </w:r>
     </w:p>
-    <w:bookmarkStart w:id="39" w:name="application-design-card"/>
+    <w:bookmarkStart w:id="41" w:name="application-design-card"/>
     <w:p>
       <w:pPr>
         <w:pStyle w:val="Heading3"/>
@@ -1667,14 +2012,14 @@
         <w:pStyle w:val="FirstParagraph"/>
       </w:pPr>
       <w:r>
-        <w:t xml:space="preserve">ช่วงท้ายให้กลุ่มตอบ 3 ข้อ:</w:t>
-      </w:r>
-    </w:p>
-    <w:p>
-      <w:pPr>
-        <w:numPr>
-          <w:ilvl w:val="0"/>
-          <w:numId w:val="1018"/>
+        <w:t xml:space="preserve">ช่วงท้ายให้กลุ่มตอบ</w:t>
+      </w:r>
+    </w:p>
+    <w:p>
+      <w:pPr>
+        <w:numPr>
+          <w:ilvl w:val="0"/>
+          <w:numId w:val="1022"/>
         </w:numPr>
         <w:pStyle w:val="Compact"/>
       </w:pPr>
@@ -1686,7 +2031,7 @@
       <w:pPr>
         <w:numPr>
           <w:ilvl w:val="0"/>
-          <w:numId w:val="1018"/>
+          <w:numId w:val="1022"/>
         </w:numPr>
         <w:pStyle w:val="Compact"/>
       </w:pPr>
@@ -1698,115 +2043,100 @@
       <w:pPr>
         <w:numPr>
           <w:ilvl w:val="0"/>
-          <w:numId w:val="1018"/>
+          <w:numId w:val="1022"/>
         </w:numPr>
         <w:pStyle w:val="Compact"/>
       </w:pPr>
       <w:r>
         <w:t xml:space="preserve">ต้องปรับต้นแบบเดิมส่วนใด</w:t>
-      </w:r>
-    </w:p>
-    <w:p>
-      <w:pPr>
-        <w:pStyle w:val="FirstParagraph"/>
-      </w:pPr>
-      <w:r>
-        <w:t xml:space="preserve">ตัวอย่างบริบท: ลดการสัมผัสสวิตช์ในพื้นที่สาธารณะ, ระบบช่วยผู้สูงอายุ, ระบบแจ้งเตือน, ระบบควบคุมอุปกรณ์ในห้องปฏิบัติการ</w:t>
-      </w:r>
-    </w:p>
-    <w:bookmarkEnd w:id="39"/>
-    <w:bookmarkEnd w:id="40"/>
-    <w:bookmarkStart w:id="41" w:name="X9c4c8551203968f8849b6b9642bf286178a86d6"/>
-    <w:p>
-      <w:pPr>
-        <w:pStyle w:val="Heading2"/>
-      </w:pPr>
-      <w:r>
-        <w:t xml:space="preserve">9.5 Evaluate — 8 นาที</w:t>
-      </w:r>
-    </w:p>
-    <w:p>
-      <w:pPr>
-        <w:numPr>
-          <w:ilvl w:val="0"/>
-          <w:numId w:val="1019"/>
-        </w:numPr>
-        <w:pStyle w:val="Compact"/>
-      </w:pPr>
-      <w:r>
-        <w:t xml:space="preserve">ครูสุ่มสมาชิกจากแต่ละกลุ่มให้ตอบเหตุผล/หลักฐาน</w:t>
-      </w:r>
-    </w:p>
-    <w:p>
-      <w:pPr>
-        <w:numPr>
-          <w:ilvl w:val="0"/>
-          <w:numId w:val="1019"/>
-        </w:numPr>
-        <w:pStyle w:val="Compact"/>
-      </w:pPr>
-      <w:r>
-        <w:t xml:space="preserve">ตรวจ System Flow และ Application Design Card</w:t>
-      </w:r>
-    </w:p>
-    <w:p>
-      <w:pPr>
-        <w:numPr>
-          <w:ilvl w:val="0"/>
-          <w:numId w:val="1019"/>
-        </w:numPr>
-        <w:pStyle w:val="Compact"/>
-      </w:pPr>
-      <w:r>
-        <w:t xml:space="preserve">ผู้เรียนทำ Post-test 10 ข้อใน AI Hand Quest</w:t>
-      </w:r>
-    </w:p>
-    <w:p>
-      <w:pPr>
-        <w:numPr>
-          <w:ilvl w:val="0"/>
-          <w:numId w:val="1019"/>
-        </w:numPr>
-        <w:pStyle w:val="Compact"/>
-      </w:pPr>
-      <w:r>
-        <w:t xml:space="preserve">เกณฑ์ Post-test ผ่าน 70% = 7/10</w:t>
-      </w:r>
-    </w:p>
-    <w:p>
-      <w:pPr>
-        <w:numPr>
-          <w:ilvl w:val="0"/>
-          <w:numId w:val="1019"/>
-        </w:numPr>
-        <w:pStyle w:val="Compact"/>
-      </w:pPr>
-      <w:r>
-        <w:t xml:space="preserve">ระบบส่งผลเข้า Supabase/Teacher Dashboard อัตโนมัติ</w:t>
-      </w:r>
-    </w:p>
-    <w:p>
-      <w:pPr>
-        <w:numPr>
-          <w:ilvl w:val="0"/>
-          <w:numId w:val="1019"/>
-        </w:numPr>
-        <w:pStyle w:val="Compact"/>
-      </w:pPr>
-      <w:r>
-        <w:t xml:space="preserve">ครูใช้ผลร่วมกับหลักฐานการปฏิบัติจริง ไม่ใช้คะแนน Post-test เพียงอย่างเดียว</w:t>
-      </w:r>
-    </w:p>
-    <w:p>
-      <w:r>
-        <w:pict>
-          <v:rect style="width:0;height:1.5pt" o:hralign="center" o:hrstd="t" o:hr="t"/>
-        </w:pict>
       </w:r>
     </w:p>
     <w:bookmarkEnd w:id="41"/>
     <w:bookmarkEnd w:id="42"/>
-    <w:bookmarkStart w:id="47" w:name="Xb3dd0cec8deee0a129fa5f7a8ba99cb9ec0dd8c"/>
+    <w:bookmarkStart w:id="43" w:name="X9c4c8551203968f8849b6b9642bf286178a86d6"/>
+    <w:p>
+      <w:pPr>
+        <w:pStyle w:val="Heading2"/>
+      </w:pPr>
+      <w:r>
+        <w:t xml:space="preserve">9.5 Evaluate — 8 นาที</w:t>
+      </w:r>
+    </w:p>
+    <w:p>
+      <w:pPr>
+        <w:numPr>
+          <w:ilvl w:val="0"/>
+          <w:numId w:val="1023"/>
+        </w:numPr>
+        <w:pStyle w:val="Compact"/>
+      </w:pPr>
+      <w:r>
+        <w:t xml:space="preserve">ครูสุ่มสมาชิกจากแต่ละกลุ่มให้ตอบเหตุผล/หลักฐาน</w:t>
+      </w:r>
+    </w:p>
+    <w:p>
+      <w:pPr>
+        <w:numPr>
+          <w:ilvl w:val="0"/>
+          <w:numId w:val="1023"/>
+        </w:numPr>
+        <w:pStyle w:val="Compact"/>
+      </w:pPr>
+      <w:r>
+        <w:t xml:space="preserve">ตรวจ System Flow และ Application Design Card</w:t>
+      </w:r>
+    </w:p>
+    <w:p>
+      <w:pPr>
+        <w:numPr>
+          <w:ilvl w:val="0"/>
+          <w:numId w:val="1023"/>
+        </w:numPr>
+        <w:pStyle w:val="Compact"/>
+      </w:pPr>
+      <w:r>
+        <w:t xml:space="preserve">ผู้เรียนทำ Post-test 10 ข้อใน AI Hand Quest</w:t>
+      </w:r>
+    </w:p>
+    <w:p>
+      <w:pPr>
+        <w:numPr>
+          <w:ilvl w:val="0"/>
+          <w:numId w:val="1023"/>
+        </w:numPr>
+        <w:pStyle w:val="Compact"/>
+      </w:pPr>
+      <w:r>
+        <w:t xml:space="preserve">เกณฑ์ผ่าน 70% = 7/10</w:t>
+      </w:r>
+    </w:p>
+    <w:p>
+      <w:pPr>
+        <w:numPr>
+          <w:ilvl w:val="0"/>
+          <w:numId w:val="1023"/>
+        </w:numPr>
+        <w:pStyle w:val="Compact"/>
+      </w:pPr>
+      <w:r>
+        <w:t xml:space="preserve">ระบบส่งผลเข้า Supabase / Teacher Dashboard อัตโนมัติ</w:t>
+      </w:r>
+    </w:p>
+    <w:p>
+      <w:pPr>
+        <w:numPr>
+          <w:ilvl w:val="0"/>
+          <w:numId w:val="1023"/>
+        </w:numPr>
+        <w:pStyle w:val="Compact"/>
+      </w:pPr>
+      <w:r>
+        <w:t xml:space="preserve">ครูใช้ผลร่วมกับหลักฐานการปฏิบัติจริง ไม่ใช้ Post-test เพียงอย่างเดียว</w:t>
+      </w:r>
+    </w:p>
+    <w:bookmarkEnd w:id="43"/>
+    <w:bookmarkEnd w:id="44"/>
+    <w:bookmarkStart w:id="50" w:name="Xb3dd0cec8deee0a129fa5f7a8ba99cb9ec0dd8c"/>
     <w:p>
       <w:pPr>
         <w:pStyle w:val="Heading1"/>
@@ -1815,7 +2145,7 @@
         <w:t xml:space="preserve">10. การวัดและประเมินผล</w:t>
       </w:r>
     </w:p>
-    <w:bookmarkStart w:id="43" w:name="X3ee60cb2a2813aecb7425fb5375e31f604f6c58"/>
+    <w:bookmarkStart w:id="45" w:name="X3ee60cb2a2813aecb7425fb5375e31f604f6c58"/>
     <w:p>
       <w:pPr>
         <w:pStyle w:val="Heading2"/>
@@ -1829,34 +2159,42 @@
         <w:pStyle w:val="FirstParagraph"/>
       </w:pPr>
       <w:r>
-        <w:t xml:space="preserve">Pre-test 10 ข้อ เพื่อวินิจฉัยความเข้าใจเดิม</w:t>
-      </w:r>
-      <w:r>
-        <w:t xml:space="preserve"> </w:t>
-      </w:r>
-      <w:r>
-        <w:rPr>
-          <w:bCs/>
-          <w:b/>
-        </w:rPr>
-        <w:t xml:space="preserve">ไม่คิดคะแนนผลสัมฤทธิ์</w:t>
-      </w:r>
-    </w:p>
-    <w:bookmarkEnd w:id="43"/>
-    <w:bookmarkStart w:id="44" w:name="X37a19e6460d4fe9cd97fbb99b083082d9fce6ff"/>
+        <w:t xml:space="preserve">Pre-test 10 ข้อ เพื่อวินิจฉัยความเข้าใจเดิม ไม่คิดคะแนนผลสัมฤทธิ์</w:t>
+      </w:r>
+    </w:p>
+    <w:bookmarkEnd w:id="45"/>
+    <w:bookmarkStart w:id="46" w:name="X22a22e7fb6bce691d815e154b0516500906a01e"/>
     <w:p>
       <w:pPr>
         <w:pStyle w:val="Heading2"/>
       </w:pPr>
       <w:r>
-        <w:t xml:space="preserve">10.2 ระหว่างเรียนและการปฏิบัติจริง — 90 คะแนน</w:t>
-      </w:r>
-    </w:p>
-    <w:p>
-      <w:pPr>
-        <w:numPr>
-          <w:ilvl w:val="0"/>
-          <w:numId w:val="1020"/>
+        <w:t xml:space="preserve">10.2 Formative ระหว่าง Explore</w:t>
+      </w:r>
+    </w:p>
+    <w:p>
+      <w:pPr>
+        <w:pStyle w:val="FirstParagraph"/>
+      </w:pPr>
+      <w:r>
+        <w:t xml:space="preserve">Mentimeter Q1/Q2 ใช้ตรวจข้อค้นพบและ misconception แบบ Real-time ไม่คิดคะแนนแยก</w:t>
+      </w:r>
+    </w:p>
+    <w:bookmarkEnd w:id="46"/>
+    <w:bookmarkStart w:id="47" w:name="X5def563f425a97937d52d656b768f576a02cb01"/>
+    <w:p>
+      <w:pPr>
+        <w:pStyle w:val="Heading2"/>
+      </w:pPr>
+      <w:r>
+        <w:t xml:space="preserve">10.3 การปฏิบัติจริง — 90 คะแนน</w:t>
+      </w:r>
+    </w:p>
+    <w:p>
+      <w:pPr>
+        <w:numPr>
+          <w:ilvl w:val="0"/>
+          <w:numId w:val="1024"/>
         </w:numPr>
         <w:pStyle w:val="Compact"/>
       </w:pPr>
@@ -1868,7 +2206,7 @@
       <w:pPr>
         <w:numPr>
           <w:ilvl w:val="0"/>
-          <w:numId w:val="1020"/>
+          <w:numId w:val="1024"/>
         </w:numPr>
         <w:pStyle w:val="Compact"/>
       </w:pPr>
@@ -1880,7 +2218,7 @@
       <w:pPr>
         <w:numPr>
           <w:ilvl w:val="0"/>
-          <w:numId w:val="1020"/>
+          <w:numId w:val="1024"/>
         </w:numPr>
         <w:pStyle w:val="Compact"/>
       </w:pPr>
@@ -1892,7 +2230,7 @@
       <w:pPr>
         <w:numPr>
           <w:ilvl w:val="0"/>
-          <w:numId w:val="1020"/>
+          <w:numId w:val="1024"/>
         </w:numPr>
         <w:pStyle w:val="Compact"/>
       </w:pPr>
@@ -1904,7 +2242,7 @@
       <w:pPr>
         <w:numPr>
           <w:ilvl w:val="0"/>
-          <w:numId w:val="1020"/>
+          <w:numId w:val="1024"/>
         </w:numPr>
         <w:pStyle w:val="Compact"/>
       </w:pPr>
@@ -1916,7 +2254,7 @@
       <w:pPr>
         <w:numPr>
           <w:ilvl w:val="0"/>
-          <w:numId w:val="1020"/>
+          <w:numId w:val="1024"/>
         </w:numPr>
         <w:pStyle w:val="Compact"/>
       </w:pPr>
@@ -1928,7 +2266,7 @@
       <w:pPr>
         <w:numPr>
           <w:ilvl w:val="0"/>
-          <w:numId w:val="1020"/>
+          <w:numId w:val="1024"/>
         </w:numPr>
         <w:pStyle w:val="Compact"/>
       </w:pPr>
@@ -1936,22 +2274,32 @@
         <w:t xml:space="preserve">Collaborative Learning = 5</w:t>
       </w:r>
     </w:p>
+    <w:bookmarkEnd w:id="47"/>
+    <w:bookmarkStart w:id="48" w:name="X63cdef324abe02c1bf9a26c9b1c69b1737b157b"/>
+    <w:p>
+      <w:pPr>
+        <w:pStyle w:val="Heading2"/>
+      </w:pPr>
+      <w:r>
+        <w:t xml:space="preserve">10.4 หลังเรียน — 10 คะแนน</w:t>
+      </w:r>
+    </w:p>
     <w:p>
       <w:pPr>
         <w:pStyle w:val="FirstParagraph"/>
       </w:pPr>
       <w:r>
-        <w:t xml:space="preserve">รวม 90 คะแนน</w:t>
-      </w:r>
-    </w:p>
-    <w:bookmarkEnd w:id="44"/>
-    <w:bookmarkStart w:id="45" w:name="X117581bd730aaeed8d831d6a2ff192a14cd41f9"/>
+        <w:t xml:space="preserve">Post-test 10 ข้อ ข้อละ 1 คะแนน เกณฑ์ผ่าน 7/10</w:t>
+      </w:r>
+    </w:p>
+    <w:bookmarkEnd w:id="48"/>
+    <w:bookmarkStart w:id="49" w:name="X864cedebe605552d3907403af11b3a6e0ba4b61"/>
     <w:p>
       <w:pPr>
         <w:pStyle w:val="Heading2"/>
       </w:pPr>
       <w:r>
-        <w:t xml:space="preserve">10.3 หลังเรียน — 10 คะแนน</w:t>
+        <w:t xml:space="preserve">10.5 คะแนนรวม</w:t>
       </w:r>
     </w:p>
     <w:p>
@@ -1959,154 +2307,18 @@
         <w:pStyle w:val="FirstParagraph"/>
       </w:pPr>
       <w:r>
-        <w:t xml:space="preserve">Post-test 10 ข้อ ข้อละ 1 คะแนน</w:t>
-      </w:r>
-      <w:r>
-        <w:br/>
-      </w:r>
-      <w:r>
-        <w:t xml:space="preserve">เกณฑ์ผ่าน 7/10</w:t>
-      </w:r>
-    </w:p>
-    <w:bookmarkEnd w:id="45"/>
-    <w:bookmarkStart w:id="46" w:name="Xb1c252d5b4f71269bf2ea89ffef64454e6b1cd0"/>
-    <w:p>
-      <w:pPr>
-        <w:pStyle w:val="Heading2"/>
-      </w:pPr>
-      <w:r>
-        <w:t xml:space="preserve">10.4 คะแนนรวม</w:t>
-      </w:r>
-    </w:p>
-    <w:p>
-      <w:pPr>
-        <w:pStyle w:val="FirstParagraph"/>
-      </w:pPr>
-      <w:r>
         <w:t xml:space="preserve">ผลการปฏิบัติ 90 + Post-test 10 = 100 คะแนน</w:t>
       </w:r>
     </w:p>
-    <w:p>
-      <w:pPr>
-        <w:pStyle w:val="BlockText"/>
-      </w:pPr>
-      <w:r>
-        <w:t xml:space="preserve">หมายเหตุ: การเปรียบเทียบพัฒนาการใช้ Pre-test (%) กับ Post-test (%) และพิจารณาร่วมกับหลักฐาน Before/After Feedback ไม่ใช่การแทนสูตรทางราชการใด ๆ</w:t>
-      </w:r>
-    </w:p>
-    <w:p>
-      <w:r>
-        <w:pict>
-          <v:rect style="width:0;height:1.5pt" o:hralign="center" o:hrstd="t" o:hr="t"/>
-        </w:pict>
-      </w:r>
-    </w:p>
-    <w:bookmarkEnd w:id="46"/>
-    <w:bookmarkEnd w:id="47"/>
-    <w:bookmarkStart w:id="48" w:name="Xb8a9f3e49b5d783f403fe9ecfc5cb5277ef9f3b"/>
+    <w:bookmarkEnd w:id="49"/>
+    <w:bookmarkEnd w:id="50"/>
+    <w:bookmarkStart w:id="51" w:name="Xa0c741bf06157d489176c6414c6019970fa8db6"/>
     <w:p>
       <w:pPr>
         <w:pStyle w:val="Heading1"/>
       </w:pPr>
       <w:r>
-        <w:t xml:space="preserve">11. เกณฑ์คุณภาพหลักฐาน</w:t>
-      </w:r>
-    </w:p>
-    <w:p>
-      <w:pPr>
-        <w:pStyle w:val="FirstParagraph"/>
-      </w:pPr>
-      <w:r>
-        <w:t xml:space="preserve">ผู้เรียนระดับดีขึ้นไปควร</w:t>
-      </w:r>
-    </w:p>
-    <w:p>
-      <w:pPr>
-        <w:numPr>
-          <w:ilvl w:val="0"/>
-          <w:numId w:val="1021"/>
-        </w:numPr>
-        <w:pStyle w:val="Compact"/>
-      </w:pPr>
-      <w:r>
-        <w:t xml:space="preserve">เชื่อมโยงระบบได้ถูกต้อง</w:t>
-      </w:r>
-    </w:p>
-    <w:p>
-      <w:pPr>
-        <w:numPr>
-          <w:ilvl w:val="0"/>
-          <w:numId w:val="1021"/>
-        </w:numPr>
-        <w:pStyle w:val="Compact"/>
-      </w:pPr>
-      <w:r>
-        <w:t xml:space="preserve">ใช้หลักฐานก่อนสรุปสาเหตุ</w:t>
-      </w:r>
-    </w:p>
-    <w:p>
-      <w:pPr>
-        <w:numPr>
-          <w:ilvl w:val="0"/>
-          <w:numId w:val="1021"/>
-        </w:numPr>
-        <w:pStyle w:val="Compact"/>
-      </w:pPr>
-      <w:r>
-        <w:t xml:space="preserve">ทดสอบทีละส่วน</w:t>
-      </w:r>
-    </w:p>
-    <w:p>
-      <w:pPr>
-        <w:numPr>
-          <w:ilvl w:val="0"/>
-          <w:numId w:val="1021"/>
-        </w:numPr>
-        <w:pStyle w:val="Compact"/>
-      </w:pPr>
-      <w:r>
-        <w:t xml:space="preserve">อธิบายเหตุผลของวิธีแก้ได้</w:t>
-      </w:r>
-    </w:p>
-    <w:p>
-      <w:pPr>
-        <w:numPr>
-          <w:ilvl w:val="0"/>
-          <w:numId w:val="1021"/>
-        </w:numPr>
-        <w:pStyle w:val="Compact"/>
-      </w:pPr>
-      <w:r>
-        <w:t xml:space="preserve">ปรับคำตอบหลัง Feedback ได้</w:t>
-      </w:r>
-    </w:p>
-    <w:p>
-      <w:pPr>
-        <w:numPr>
-          <w:ilvl w:val="0"/>
-          <w:numId w:val="1021"/>
-        </w:numPr>
-        <w:pStyle w:val="Compact"/>
-      </w:pPr>
-      <w:r>
-        <w:t xml:space="preserve">เชื่อมโยงต้นแบบกับสถานการณ์จริงได้อย่างสมเหตุผล</w:t>
-      </w:r>
-    </w:p>
-    <w:p>
-      <w:r>
-        <w:pict>
-          <v:rect style="width:0;height:1.5pt" o:hralign="center" o:hrstd="t" o:hr="t"/>
-        </w:pict>
-      </w:r>
-    </w:p>
-    <w:bookmarkEnd w:id="48"/>
-    <w:bookmarkStart w:id="49" w:name="X029a28ff69f88a22b5695e774eef55690ad427f"/>
-    <w:p>
-      <w:pPr>
-        <w:pStyle w:val="Heading1"/>
-      </w:pPr>
-      <w:r>
-        <w:t xml:space="preserve">12. ตำแหน่งในหน่วยที่ 3 (22 ชั่วโมง)</w:t>
+        <w:t xml:space="preserve">11. ตำแหน่งในหน่วยที่ 3 (22 ชั่วโมง)</w:t>
       </w:r>
     </w:p>
     <w:tbl>
@@ -2259,7 +2471,7 @@
               <w:jc w:val="left"/>
             </w:pPr>
             <w:r>
-              <w:t xml:space="preserve">ออกแบบ Input–Process–Output และ System Flow</w:t>
+              <w:t xml:space="preserve">ออกแบบ IPO และ System Flow</w:t>
             </w:r>
           </w:p>
         </w:tc>
@@ -2343,7 +2555,7 @@
                 <w:bCs/>
                 <w:b/>
               </w:rPr>
-              <w:t xml:space="preserve">5E: Integration + Debugging + Feedback</w:t>
+              <w:t xml:space="preserve">5E: Integration + Debugging + Mentimeter + Feedback + Application</w:t>
             </w:r>
           </w:p>
         </w:tc>
@@ -2669,28 +2881,21 @@
         </w:tc>
       </w:tr>
     </w:tbl>
-    <w:p>
-      <w:r>
-        <w:pict>
-          <v:rect style="width:0;height:1.5pt" o:hralign="center" o:hrstd="t" o:hr="t"/>
-        </w:pict>
-      </w:r>
-    </w:p>
-    <w:bookmarkEnd w:id="49"/>
-    <w:bookmarkStart w:id="50" w:name="X05be605c0a72199d13310802cd7927ed8fdc3d3"/>
+    <w:bookmarkEnd w:id="51"/>
+    <w:bookmarkStart w:id="52" w:name="Xf71ef8cd11749f52b8b0190a5aed3eb248e15bd"/>
     <w:p>
       <w:pPr>
         <w:pStyle w:val="Heading1"/>
       </w:pPr>
       <w:r>
-        <w:t xml:space="preserve">13. สื่อและแหล่งเรียนรู้</w:t>
-      </w:r>
-    </w:p>
-    <w:p>
-      <w:pPr>
-        <w:numPr>
-          <w:ilvl w:val="0"/>
-          <w:numId w:val="1022"/>
+        <w:t xml:space="preserve">12. สื่อและแหล่งเรียนรู้</w:t>
+      </w:r>
+    </w:p>
+    <w:p>
+      <w:pPr>
+        <w:numPr>
+          <w:ilvl w:val="0"/>
+          <w:numId w:val="1025"/>
         </w:numPr>
         <w:pStyle w:val="Compact"/>
       </w:pPr>
@@ -2702,7 +2907,7 @@
       <w:pPr>
         <w:numPr>
           <w:ilvl w:val="0"/>
-          <w:numId w:val="1022"/>
+          <w:numId w:val="1025"/>
         </w:numPr>
         <w:pStyle w:val="Compact"/>
       </w:pPr>
@@ -2714,7 +2919,7 @@
       <w:pPr>
         <w:numPr>
           <w:ilvl w:val="0"/>
-          <w:numId w:val="1022"/>
+          <w:numId w:val="1025"/>
         </w:numPr>
         <w:pStyle w:val="Compact"/>
       </w:pPr>
@@ -2726,7 +2931,7 @@
       <w:pPr>
         <w:numPr>
           <w:ilvl w:val="0"/>
-          <w:numId w:val="1022"/>
+          <w:numId w:val="1025"/>
         </w:numPr>
         <w:pStyle w:val="Compact"/>
       </w:pPr>
@@ -2738,7 +2943,7 @@
       <w:pPr>
         <w:numPr>
           <w:ilvl w:val="0"/>
-          <w:numId w:val="1022"/>
+          <w:numId w:val="1025"/>
         </w:numPr>
         <w:pStyle w:val="Compact"/>
       </w:pPr>
@@ -2750,19 +2955,19 @@
       <w:pPr>
         <w:numPr>
           <w:ilvl w:val="0"/>
-          <w:numId w:val="1022"/>
-        </w:numPr>
-        <w:pStyle w:val="Compact"/>
-      </w:pPr>
-      <w:r>
-        <w:t xml:space="preserve">เครือข่าย Wi-Fi</w:t>
-      </w:r>
-    </w:p>
-    <w:p>
-      <w:pPr>
-        <w:numPr>
-          <w:ilvl w:val="0"/>
-          <w:numId w:val="1022"/>
+          <w:numId w:val="1025"/>
+        </w:numPr>
+        <w:pStyle w:val="Compact"/>
+      </w:pPr>
+      <w:r>
+        <w:t xml:space="preserve">Wi-Fi</w:t>
+      </w:r>
+    </w:p>
+    <w:p>
+      <w:pPr>
+        <w:numPr>
+          <w:ilvl w:val="0"/>
+          <w:numId w:val="1025"/>
         </w:numPr>
         <w:pStyle w:val="Compact"/>
       </w:pPr>
@@ -2774,41 +2979,46 @@
       <w:pPr>
         <w:numPr>
           <w:ilvl w:val="0"/>
-          <w:numId w:val="1022"/>
-        </w:numPr>
-        <w:pStyle w:val="Compact"/>
-      </w:pPr>
-      <w:r>
-        <w:t xml:space="preserve">Teacher Dashboard / Supabase สำหรับบันทึกและสรุปผลการประเมิน</w:t>
-      </w:r>
-    </w:p>
-    <w:p>
-      <w:pPr>
-        <w:pStyle w:val="FirstParagraph"/>
+          <w:numId w:val="1025"/>
+        </w:numPr>
+        <w:pStyle w:val="Compact"/>
       </w:pPr>
       <w:r>
         <w:rPr>
           <w:bCs/>
           <w:b/>
         </w:rPr>
-        <w:t xml:space="preserve">Supabase เป็นเครื่องมือเก็บหลักฐาน ไม่ใช่สาระการเรียนรู้ที่ผู้เรียนต้องเรียน</w:t>
-      </w:r>
-    </w:p>
-    <w:p>
-      <w:r>
-        <w:pict>
-          <v:rect style="width:0;height:1.5pt" o:hralign="center" o:hrstd="t" o:hr="t"/>
-        </w:pict>
-      </w:r>
-    </w:p>
-    <w:bookmarkEnd w:id="50"/>
-    <w:bookmarkStart w:id="51" w:name="X8d0a6375edd5f1e4999139a2558339f1a69f67a"/>
+        <w:t xml:space="preserve">Mentimeter สำหรับรวบรวมข้อค้นพบท้าย Explore และใช้คำตอบผู้เรียนเข้าสู่ Explain</w:t>
+      </w:r>
+    </w:p>
+    <w:p>
+      <w:pPr>
+        <w:numPr>
+          <w:ilvl w:val="0"/>
+          <w:numId w:val="1025"/>
+        </w:numPr>
+        <w:pStyle w:val="Compact"/>
+      </w:pPr>
+      <w:r>
+        <w:t xml:space="preserve">Teacher Dashboard / Supabase สำหรับบันทึกและสรุปผล</w:t>
+      </w:r>
+    </w:p>
+    <w:p>
+      <w:pPr>
+        <w:pStyle w:val="BlockText"/>
+      </w:pPr>
+      <w:r>
+        <w:t xml:space="preserve">Mentimeter, Supabase และ Teacher Dashboard เป็นเครื่องมือสนับสนุน ไม่ใช่สาระการเรียนรู้หลัก</w:t>
+      </w:r>
+    </w:p>
+    <w:bookmarkEnd w:id="52"/>
+    <w:bookmarkStart w:id="53" w:name="X9a917908e70f1c19a4f884c9746487a8b375ac8"/>
     <w:p>
       <w:pPr>
         <w:pStyle w:val="Heading1"/>
       </w:pPr>
       <w:r>
-        <w:t xml:space="preserve">14. แนวทางเก็บหลักฐานสำหรับ วPA</w:t>
+        <w:t xml:space="preserve">13. แนวทางเก็บหลักฐานสำหรับ วPA</w:t>
       </w:r>
     </w:p>
     <w:p>
@@ -2818,15 +3028,17 @@
       <w:r>
         <w:t xml:space="preserve">ลำดับหลักฐานที่ควรปรากฏ:</w:t>
       </w:r>
-      <w:r>
-        <w:br/>
-      </w:r>
+    </w:p>
+    <w:p>
+      <w:pPr>
+        <w:pStyle w:val="BodyText"/>
+      </w:pPr>
       <w:r>
         <w:rPr>
           <w:bCs/>
           <w:b/>
         </w:rPr>
-        <w:t xml:space="preserve">ก่อนเรียน → พบปัญหา → แยกย่อยระบบ → ลงมือทดสอบ → อภิปรายร่วมกัน → วินิจฉัย → Feedback → ปรับปรุง → ประยุกต์ใช้ → หลังเรียน</w:t>
+        <w:t xml:space="preserve">ก่อนเรียน → พบปัญหา → แยกย่อยระบบ → ลงมือทดสอบ → Mentimeter สรุปข้อค้นพบ → Explain จากคำตอบผู้เรียน → วินิจฉัย → Feedback → ปรับปรุง → ประยุกต์ใช้ → หลังเรียน</w:t>
       </w:r>
     </w:p>
     <w:p>
@@ -2841,31 +3053,55 @@
       <w:pPr>
         <w:numPr>
           <w:ilvl w:val="0"/>
-          <w:numId w:val="1023"/>
-        </w:numPr>
-        <w:pStyle w:val="Compact"/>
-      </w:pPr>
-      <w:r>
-        <w:t xml:space="preserve">ภาพ/วิดีโอช่วงผู้เรียนอภิปรายและทดลอง</w:t>
-      </w:r>
-    </w:p>
-    <w:p>
-      <w:pPr>
-        <w:numPr>
-          <w:ilvl w:val="0"/>
-          <w:numId w:val="1023"/>
-        </w:numPr>
-        <w:pStyle w:val="Compact"/>
-      </w:pPr>
-      <w:r>
-        <w:t xml:space="preserve">System Flow ก่อน/หลังอธิบาย</w:t>
-      </w:r>
-    </w:p>
-    <w:p>
-      <w:pPr>
-        <w:numPr>
-          <w:ilvl w:val="0"/>
-          <w:numId w:val="1023"/>
+          <w:numId w:val="1026"/>
+        </w:numPr>
+        <w:pStyle w:val="Compact"/>
+      </w:pPr>
+      <w:r>
+        <w:t xml:space="preserve">ภาพ/วิดีโอผู้เรียนอภิปรายและทดลอง</w:t>
+      </w:r>
+    </w:p>
+    <w:p>
+      <w:pPr>
+        <w:numPr>
+          <w:ilvl w:val="0"/>
+          <w:numId w:val="1026"/>
+        </w:numPr>
+        <w:pStyle w:val="Compact"/>
+      </w:pPr>
+      <w:r>
+        <w:t xml:space="preserve">System Flow</w:t>
+      </w:r>
+    </w:p>
+    <w:p>
+      <w:pPr>
+        <w:numPr>
+          <w:ilvl w:val="0"/>
+          <w:numId w:val="1026"/>
+        </w:numPr>
+        <w:pStyle w:val="Compact"/>
+      </w:pPr>
+      <w:r>
+        <w:t xml:space="preserve">Screenshot Mentimeter Q1/Q2</w:t>
+      </w:r>
+    </w:p>
+    <w:p>
+      <w:pPr>
+        <w:numPr>
+          <w:ilvl w:val="0"/>
+          <w:numId w:val="1026"/>
+        </w:numPr>
+        <w:pStyle w:val="Compact"/>
+      </w:pPr>
+      <w:r>
+        <w:t xml:space="preserve">คลิป Menti → Explain</w:t>
+      </w:r>
+    </w:p>
+    <w:p>
+      <w:pPr>
+        <w:numPr>
+          <w:ilvl w:val="0"/>
+          <w:numId w:val="1026"/>
         </w:numPr>
         <w:pStyle w:val="Compact"/>
       </w:pPr>
@@ -2877,7 +3113,7 @@
       <w:pPr>
         <w:numPr>
           <w:ilvl w:val="0"/>
-          <w:numId w:val="1023"/>
+          <w:numId w:val="1026"/>
         </w:numPr>
         <w:pStyle w:val="Compact"/>
       </w:pPr>
@@ -2889,7 +3125,7 @@
       <w:pPr>
         <w:numPr>
           <w:ilvl w:val="0"/>
-          <w:numId w:val="1023"/>
+          <w:numId w:val="1026"/>
         </w:numPr>
         <w:pStyle w:val="Compact"/>
       </w:pPr>
@@ -2901,7 +3137,7 @@
       <w:pPr>
         <w:numPr>
           <w:ilvl w:val="0"/>
-          <w:numId w:val="1023"/>
+          <w:numId w:val="1026"/>
         </w:numPr>
         <w:pStyle w:val="Compact"/>
       </w:pPr>
@@ -2913,7 +3149,7 @@
       <w:pPr>
         <w:numPr>
           <w:ilvl w:val="0"/>
-          <w:numId w:val="1023"/>
+          <w:numId w:val="1026"/>
         </w:numPr>
         <w:pStyle w:val="Compact"/>
       </w:pPr>
@@ -2925,7 +3161,7 @@
       <w:pPr>
         <w:numPr>
           <w:ilvl w:val="0"/>
-          <w:numId w:val="1023"/>
+          <w:numId w:val="1026"/>
         </w:numPr>
         <w:pStyle w:val="Compact"/>
       </w:pPr>
@@ -2933,28 +3169,93 @@
         <w:t xml:space="preserve">บันทึกหลังสอน</w:t>
       </w:r>
     </w:p>
-    <w:p>
-      <w:r>
-        <w:pict>
-          <v:rect style="width:0;height:1.5pt" o:hralign="center" o:hrstd="t" o:hr="t"/>
-        </w:pict>
-      </w:r>
-    </w:p>
-    <w:bookmarkEnd w:id="51"/>
-    <w:bookmarkStart w:id="52" w:name="Xb7d1d806286dc48a269a381f0807b9ce5116e1f"/>
+    <w:bookmarkEnd w:id="53"/>
+    <w:bookmarkStart w:id="54" w:name="X76a55603a6eb251185e4f9e9b177ab3f84982be"/>
     <w:p>
       <w:pPr>
         <w:pStyle w:val="Heading1"/>
       </w:pPr>
       <w:r>
-        <w:t xml:space="preserve">15. ข้อควรระวังในการนำเสนอผล</w:t>
-      </w:r>
-    </w:p>
-    <w:p>
-      <w:pPr>
-        <w:numPr>
-          <w:ilvl w:val="0"/>
-          <w:numId w:val="1024"/>
+        <w:t xml:space="preserve">14. แผนสำรอง Mentimeter</w:t>
+      </w:r>
+    </w:p>
+    <w:p>
+      <w:pPr>
+        <w:pStyle w:val="FirstParagraph"/>
+      </w:pPr>
+      <w:r>
+        <w:t xml:space="preserve">ถ้า Mentimeter หรืออินเทอร์เน็ตขัดข้อง:</w:t>
+      </w:r>
+    </w:p>
+    <w:p>
+      <w:pPr>
+        <w:numPr>
+          <w:ilvl w:val="0"/>
+          <w:numId w:val="1027"/>
+        </w:numPr>
+        <w:pStyle w:val="Compact"/>
+      </w:pPr>
+      <w:r>
+        <w:t xml:space="preserve">Q1 ใช้ Sticky Note / กระดาษ A5 กลุ่มละ 1 ใบ</w:t>
+      </w:r>
+    </w:p>
+    <w:p>
+      <w:pPr>
+        <w:numPr>
+          <w:ilvl w:val="0"/>
+          <w:numId w:val="1027"/>
+        </w:numPr>
+        <w:pStyle w:val="Compact"/>
+      </w:pPr>
+      <w:r>
+        <w:t xml:space="preserve">Q2 ใช้ป้าย A/B/C/D</w:t>
+      </w:r>
+    </w:p>
+    <w:p>
+      <w:pPr>
+        <w:numPr>
+          <w:ilvl w:val="0"/>
+          <w:numId w:val="1027"/>
+        </w:numPr>
+        <w:pStyle w:val="Compact"/>
+      </w:pPr>
+      <w:r>
+        <w:t xml:space="preserve">ครูเลือก 2–3 คำตอบเข้าสู่ Explain เหมือนเดิม</w:t>
+      </w:r>
+    </w:p>
+    <w:p>
+      <w:pPr>
+        <w:pStyle w:val="FirstParagraph"/>
+      </w:pPr>
+      <w:r>
+        <w:t xml:space="preserve">หลักการสำคัญคือ</w:t>
+      </w:r>
+      <w:r>
+        <w:t xml:space="preserve"> </w:t>
+      </w:r>
+      <w:r>
+        <w:rPr>
+          <w:bCs/>
+          <w:b/>
+        </w:rPr>
+        <w:t xml:space="preserve">ต้องรวบรวมความคิดของผู้เรียนท้าย Explore แล้วใช้ข้อมูลนั้นกำหนดการ Explain</w:t>
+      </w:r>
+    </w:p>
+    <w:bookmarkEnd w:id="54"/>
+    <w:bookmarkStart w:id="55" w:name="X78d05c48166fab3e748d018867d13e57bfb2b33"/>
+    <w:p>
+      <w:pPr>
+        <w:pStyle w:val="Heading1"/>
+      </w:pPr>
+      <w:r>
+        <w:t xml:space="preserve">15. ข้อควรระวัง</w:t>
+      </w:r>
+    </w:p>
+    <w:p>
+      <w:pPr>
+        <w:numPr>
+          <w:ilvl w:val="0"/>
+          <w:numId w:val="1028"/>
         </w:numPr>
         <w:pStyle w:val="Compact"/>
       </w:pPr>
@@ -2966,31 +3267,31 @@
       <w:pPr>
         <w:numPr>
           <w:ilvl w:val="0"/>
-          <w:numId w:val="1024"/>
-        </w:numPr>
-        <w:pStyle w:val="Compact"/>
-      </w:pPr>
-      <w:r>
-        <w:t xml:space="preserve">แยก “เป้าหมาย” ออกจาก “ผลที่เกิดขึ้นจริง”</w:t>
-      </w:r>
-    </w:p>
-    <w:p>
-      <w:pPr>
-        <w:numPr>
-          <w:ilvl w:val="0"/>
-          <w:numId w:val="1024"/>
-        </w:numPr>
-        <w:pStyle w:val="Compact"/>
-      </w:pPr>
-      <w:r>
-        <w:t xml:space="preserve">ไม่อ้างว่าเกมหรือเทคโนโลยีเพียงอย่างเดียวทำให้ผลสัมฤทธิ์สูงขึ้น</w:t>
-      </w:r>
-    </w:p>
-    <w:p>
-      <w:pPr>
-        <w:numPr>
-          <w:ilvl w:val="0"/>
-          <w:numId w:val="1024"/>
+          <w:numId w:val="1028"/>
+        </w:numPr>
+        <w:pStyle w:val="Compact"/>
+      </w:pPr>
+      <w:r>
+        <w:t xml:space="preserve">ไม่ใช้ Mentimeter เป็นคะแนนผลสัมฤทธิ์หลัก</w:t>
+      </w:r>
+    </w:p>
+    <w:p>
+      <w:pPr>
+        <w:numPr>
+          <w:ilvl w:val="0"/>
+          <w:numId w:val="1028"/>
+        </w:numPr>
+        <w:pStyle w:val="Compact"/>
+      </w:pPr>
+      <w:r>
+        <w:t xml:space="preserve">ไม่อ้างว่าเทคโนโลยีเพียงอย่างเดียวทำให้ผลสัมฤทธิ์สูงขึ้น</w:t>
+      </w:r>
+    </w:p>
+    <w:p>
+      <w:pPr>
+        <w:numPr>
+          <w:ilvl w:val="0"/>
+          <w:numId w:val="1028"/>
         </w:numPr>
         <w:pStyle w:val="Compact"/>
       </w:pPr>
@@ -3002,15 +3303,15 @@
       <w:pPr>
         <w:numPr>
           <w:ilvl w:val="0"/>
-          <w:numId w:val="1024"/>
-        </w:numPr>
-        <w:pStyle w:val="Compact"/>
-      </w:pPr>
-      <w:r>
-        <w:t xml:space="preserve">เน้นกระบวนการแก้ปัญหาและการพัฒนาของผู้เรียน</w:t>
-      </w:r>
-    </w:p>
-    <w:bookmarkEnd w:id="52"/>
+          <w:numId w:val="1028"/>
+        </w:numPr>
+        <w:pStyle w:val="Compact"/>
+      </w:pPr>
+      <w:r>
+        <w:t xml:space="preserve">เน้นกระบวนการคิด แก้ปัญหา และพัฒนาของผู้เรียน</w:t>
+      </w:r>
+    </w:p>
+    <w:bookmarkEnd w:id="55"/>
     <w:sectPr/>
   </w:body>
 </w:document>
@@ -3689,6 +3990,15 @@
     <w:abstractNumId w:val="991"/>
   </w:num>
   <w:num w:numId="1017">
+    <w:abstractNumId w:val="991"/>
+  </w:num>
+  <w:num w:numId="1018">
+    <w:abstractNumId w:val="991"/>
+  </w:num>
+  <w:num w:numId="1019">
+    <w:abstractNumId w:val="991"/>
+  </w:num>
+  <w:num w:numId="1020">
     <w:abstractNumId w:val="99411"/>
     <w:lvlOverride w:ilvl="0">
       <w:startOverride w:val="1"/>
@@ -3717,80 +4027,83 @@
     <w:lvlOverride w:ilvl="8">
       <w:startOverride w:val="1"/>
     </w:lvlOverride>
-  </w:num>
-  <w:num w:numId="1018">
-    <w:abstractNumId w:val="99411"/>
-    <w:lvlOverride w:ilvl="0">
-      <w:startOverride w:val="1"/>
-    </w:lvlOverride>
-    <w:lvlOverride w:ilvl="1">
-      <w:startOverride w:val="1"/>
-    </w:lvlOverride>
-    <w:lvlOverride w:ilvl="2">
-      <w:startOverride w:val="1"/>
-    </w:lvlOverride>
-    <w:lvlOverride w:ilvl="3">
-      <w:startOverride w:val="1"/>
-    </w:lvlOverride>
-    <w:lvlOverride w:ilvl="4">
-      <w:startOverride w:val="1"/>
-    </w:lvlOverride>
-    <w:lvlOverride w:ilvl="5">
-      <w:startOverride w:val="1"/>
-    </w:lvlOverride>
-    <w:lvlOverride w:ilvl="6">
-      <w:startOverride w:val="1"/>
-    </w:lvlOverride>
-    <w:lvlOverride w:ilvl="7">
-      <w:startOverride w:val="1"/>
-    </w:lvlOverride>
-    <w:lvlOverride w:ilvl="8">
-      <w:startOverride w:val="1"/>
-    </w:lvlOverride>
-  </w:num>
-  <w:num w:numId="1019">
-    <w:abstractNumId w:val="99411"/>
-    <w:lvlOverride w:ilvl="0">
-      <w:startOverride w:val="1"/>
-    </w:lvlOverride>
-    <w:lvlOverride w:ilvl="1">
-      <w:startOverride w:val="1"/>
-    </w:lvlOverride>
-    <w:lvlOverride w:ilvl="2">
-      <w:startOverride w:val="1"/>
-    </w:lvlOverride>
-    <w:lvlOverride w:ilvl="3">
-      <w:startOverride w:val="1"/>
-    </w:lvlOverride>
-    <w:lvlOverride w:ilvl="4">
-      <w:startOverride w:val="1"/>
-    </w:lvlOverride>
-    <w:lvlOverride w:ilvl="5">
-      <w:startOverride w:val="1"/>
-    </w:lvlOverride>
-    <w:lvlOverride w:ilvl="6">
-      <w:startOverride w:val="1"/>
-    </w:lvlOverride>
-    <w:lvlOverride w:ilvl="7">
-      <w:startOverride w:val="1"/>
-    </w:lvlOverride>
-    <w:lvlOverride w:ilvl="8">
-      <w:startOverride w:val="1"/>
-    </w:lvlOverride>
-  </w:num>
-  <w:num w:numId="1020">
-    <w:abstractNumId w:val="991"/>
   </w:num>
   <w:num w:numId="1021">
     <w:abstractNumId w:val="991"/>
   </w:num>
   <w:num w:numId="1022">
+    <w:abstractNumId w:val="99411"/>
+    <w:lvlOverride w:ilvl="0">
+      <w:startOverride w:val="1"/>
+    </w:lvlOverride>
+    <w:lvlOverride w:ilvl="1">
+      <w:startOverride w:val="1"/>
+    </w:lvlOverride>
+    <w:lvlOverride w:ilvl="2">
+      <w:startOverride w:val="1"/>
+    </w:lvlOverride>
+    <w:lvlOverride w:ilvl="3">
+      <w:startOverride w:val="1"/>
+    </w:lvlOverride>
+    <w:lvlOverride w:ilvl="4">
+      <w:startOverride w:val="1"/>
+    </w:lvlOverride>
+    <w:lvlOverride w:ilvl="5">
+      <w:startOverride w:val="1"/>
+    </w:lvlOverride>
+    <w:lvlOverride w:ilvl="6">
+      <w:startOverride w:val="1"/>
+    </w:lvlOverride>
+    <w:lvlOverride w:ilvl="7">
+      <w:startOverride w:val="1"/>
+    </w:lvlOverride>
+    <w:lvlOverride w:ilvl="8">
+      <w:startOverride w:val="1"/>
+    </w:lvlOverride>
+  </w:num>
+  <w:num w:numId="1023">
+    <w:abstractNumId w:val="99411"/>
+    <w:lvlOverride w:ilvl="0">
+      <w:startOverride w:val="1"/>
+    </w:lvlOverride>
+    <w:lvlOverride w:ilvl="1">
+      <w:startOverride w:val="1"/>
+    </w:lvlOverride>
+    <w:lvlOverride w:ilvl="2">
+      <w:startOverride w:val="1"/>
+    </w:lvlOverride>
+    <w:lvlOverride w:ilvl="3">
+      <w:startOverride w:val="1"/>
+    </w:lvlOverride>
+    <w:lvlOverride w:ilvl="4">
+      <w:startOverride w:val="1"/>
+    </w:lvlOverride>
+    <w:lvlOverride w:ilvl="5">
+      <w:startOverride w:val="1"/>
+    </w:lvlOverride>
+    <w:lvlOverride w:ilvl="6">
+      <w:startOverride w:val="1"/>
+    </w:lvlOverride>
+    <w:lvlOverride w:ilvl="7">
+      <w:startOverride w:val="1"/>
+    </w:lvlOverride>
+    <w:lvlOverride w:ilvl="8">
+      <w:startOverride w:val="1"/>
+    </w:lvlOverride>
+  </w:num>
+  <w:num w:numId="1024">
     <w:abstractNumId w:val="991"/>
   </w:num>
-  <w:num w:numId="1023">
+  <w:num w:numId="1025">
     <w:abstractNumId w:val="991"/>
   </w:num>
-  <w:num w:numId="1024">
+  <w:num w:numId="1026">
+    <w:abstractNumId w:val="991"/>
+  </w:num>
+  <w:num w:numId="1027">
+    <w:abstractNumId w:val="991"/>
+  </w:num>
+  <w:num w:numId="1028">
     <w:abstractNumId w:val="991"/>
   </w:num>
 </w:numbering>
